--- a/textbook/docx/chapter_10_instrumental_variables.docx
+++ b/textbook/docx/chapter_10_instrumental_variables.docx
@@ -61,11 +61,11 @@
         <w:rPr>
           <w:i/>
           <w:iCs/>
-          <w:sz w:val="34"/>
-          <w:szCs w:val="34"/>
-          <w:rFonts w:ascii="Arial" w:cs="Arial" w:eastAsia="Arial" w:hAnsi="Arial"/>
-        </w:rPr>
-        <w:t xml:space="preserve">Instrumental Variables and Natural Experiments</w:t>
+          <w:sz w:val="32"/>
+          <w:szCs w:val="32"/>
+          <w:rFonts w:ascii="Arial" w:cs="Arial" w:eastAsia="Arial" w:hAnsi="Arial"/>
+        </w:rPr>
+        <w:t xml:space="preserve">Instrumental Variables and Natural Experiments in Health Economics</w:t>
       </w:r>
     </w:p>
     <w:p>
@@ -3342,7 +3342,7 @@
         <w:szCs w:val="18"/>
         <w:rFonts w:ascii="Arial" w:cs="Arial" w:eastAsia="Arial" w:hAnsi="Arial"/>
       </w:rPr>
-      <w:t xml:space="preserve">Chapter 10: Instrumental Variables</w:t>
+      <w:t xml:space="preserve">Chapter 10: Instrumental Variables and Natural Exper</w:t>
     </w:r>
   </w:p>
 </w:hdr>
